--- a/docs/FX_Trading_Tracker_Technical_Design.docx
+++ b/docs/FX_Trading_Tracker_Technical_Design.docx
@@ -27,7 +27,7 @@
         <w:rPr>
           <w:sz w:val="16"/>
         </w:rPr>
-        <w:t>Generated: 2026-04-28 02:40 UTC</w:t>
+        <w:t>Generated: 2026-05-15 10:41 UTC</w:t>
         <w:br/>
         <w:t>Classification: CONFIDENTIAL</w:t>
       </w:r>
@@ -3679,7 +3679,7 @@
               <w:rPr>
                 <w:sz w:val="15"/>
               </w:rPr>
-              <w:t>FX Crypto, FX Local, PDAX WD</w:t>
+              <w:t>FX Crypto, FX Local, PDAX WD, FX Bank Deal</w:t>
             </w:r>
           </w:p>
         </w:tc>
@@ -3695,7 +3695,7 @@
               <w:rPr>
                 <w:sz w:val="15"/>
               </w:rPr>
-              <w:t>audit</w:t>
+              <w:t>reference</w:t>
             </w:r>
           </w:p>
         </w:tc>
@@ -3709,7 +3709,7 @@
               <w:rPr>
                 <w:sz w:val="15"/>
               </w:rPr>
-              <w:t>audit_logs</w:t>
+              <w:t>report_permissions</w:t>
             </w:r>
           </w:p>
         </w:tc>
@@ -3723,7 +3723,7 @@
               <w:rPr>
                 <w:sz w:val="15"/>
               </w:rPr>
-              <w:t>audit_logs</w:t>
+              <w:t>report_permissions</w:t>
             </w:r>
           </w:p>
         </w:tc>
@@ -3731,6 +3731,60 @@
           <w:tcPr>
             <w:tcW w:type="dxa" w:w="2493"/>
             <w:shd w:val="clear" w:color="auto" w:fill="f1f2f2"/>
+          </w:tcPr>
+          <w:p>
+            <w:r>
+              <w:rPr>
+                <w:sz w:val="15"/>
+              </w:rPr>
+              <w:t>Per-role report access toggles</w:t>
+            </w:r>
+          </w:p>
+        </w:tc>
+      </w:tr>
+      <w:tr>
+        <w:tc>
+          <w:tcPr>
+            <w:tcW w:type="dxa" w:w="2493"/>
+          </w:tcPr>
+          <w:p>
+            <w:r>
+              <w:rPr>
+                <w:sz w:val="15"/>
+              </w:rPr>
+              <w:t>audit</w:t>
+            </w:r>
+          </w:p>
+        </w:tc>
+        <w:tc>
+          <w:tcPr>
+            <w:tcW w:type="dxa" w:w="2493"/>
+          </w:tcPr>
+          <w:p>
+            <w:r>
+              <w:rPr>
+                <w:sz w:val="15"/>
+              </w:rPr>
+              <w:t>audit_logs</w:t>
+            </w:r>
+          </w:p>
+        </w:tc>
+        <w:tc>
+          <w:tcPr>
+            <w:tcW w:type="dxa" w:w="2493"/>
+          </w:tcPr>
+          <w:p>
+            <w:r>
+              <w:rPr>
+                <w:sz w:val="15"/>
+              </w:rPr>
+              <w:t>audit_logs</w:t>
+            </w:r>
+          </w:p>
+        </w:tc>
+        <w:tc>
+          <w:tcPr>
+            <w:tcW w:type="dxa" w:w="2493"/>
           </w:tcPr>
           <w:p>
             <w:r>
@@ -9931,6 +9985,172 @@
         </w:tc>
       </w:tr>
     </w:tbl>
+    <w:p>
+      <w:r>
+        <w:br w:type="page"/>
+      </w:r>
+    </w:p>
+    <w:p>
+      <w:pPr>
+        <w:pStyle w:val="Heading1"/>
+      </w:pPr>
+      <w:r>
+        <w:rPr>
+          <w:color w:val="08263E"/>
+        </w:rPr>
+        <w:t>11. Business Rules &amp; Logic</w:t>
+      </w:r>
+    </w:p>
+    <w:p>
+      <w:pPr>
+        <w:pStyle w:val="Heading2"/>
+      </w:pPr>
+      <w:r>
+        <w:rPr>
+          <w:color w:val="08263E"/>
+        </w:rPr>
+        <w:t>FX Bank Deal Transfer Type</w:t>
+      </w:r>
+    </w:p>
+    <w:p>
+      <w:r>
+        <w:t xml:space="preserve">  When transfer_type = 'FX Bank Deal', the Destination (To) section is hidden in the UI</w:t>
+      </w:r>
+    </w:p>
+    <w:p>
+      <w:r>
+        <w:t xml:space="preserve">  Server coerces to_type/to_company/to_bank/to_account_num to empty on deal creation</w:t>
+      </w:r>
+    </w:p>
+    <w:p>
+      <w:r>
+        <w:t xml:space="preserve">  Client Settlement Proof upload is blocked (UI hidden + server returns 400)</w:t>
+      </w:r>
+    </w:p>
+    <w:p>
+      <w:r>
+        <w:t xml:space="preserve">  Only Processor Settlement Proofs are applicable for FX Bank Deal</w:t>
+      </w:r>
+    </w:p>
+    <w:p>
+      <w:pPr>
+        <w:pStyle w:val="Heading2"/>
+      </w:pPr>
+      <w:r>
+        <w:rPr>
+          <w:color w:val="08263E"/>
+        </w:rPr>
+        <w:t>Currency Conversion — SALE Perspective</w:t>
+      </w:r>
+    </w:p>
+    <w:p>
+      <w:r>
+        <w:t xml:space="preserve">  When Buy Currency = PHP and Sell Currency is any non-PHP currency, auto-divide mode activates</w:t>
+      </w:r>
+    </w:p>
+    <w:p>
+      <w:r>
+        <w:t xml:space="preserve">  Formula: Converted Amount = Currency Amount / Exchange Rate (instead of multiplication)</w:t>
+      </w:r>
+    </w:p>
+    <w:p>
+      <w:r>
+        <w:t xml:space="preserve">  Blue info box displayed: 'Auto-divide mode: Buy PHP / Rate = Converted Amount (SALE perspective)'</w:t>
+      </w:r>
+    </w:p>
+    <w:p>
+      <w:r>
+        <w:t xml:space="preserve">  Rate summary shows division symbol (÷) instead of multiplication (×)</w:t>
+      </w:r>
+    </w:p>
+    <w:p>
+      <w:r>
+        <w:t xml:space="preserve">  All other currency combinations use standard multiplication</w:t>
+      </w:r>
+    </w:p>
+    <w:p>
+      <w:pPr>
+        <w:pStyle w:val="Heading2"/>
+      </w:pPr>
+      <w:r>
+        <w:rPr>
+          <w:color w:val="08263E"/>
+        </w:rPr>
+        <w:t>Settlement Proof Access Control</w:t>
+      </w:r>
+    </w:p>
+    <w:p>
+      <w:r>
+        <w:t xml:space="preserve">  Client Settlement Proofs: only Traders can upload (Treasury can view only)</w:t>
+      </w:r>
+    </w:p>
+    <w:p>
+      <w:r>
+        <w:t xml:space="preserve">  Processor Settlement Proofs: Treasury can upload</w:t>
+      </w:r>
+    </w:p>
+    <w:p>
+      <w:r>
+        <w:t xml:space="preserve">  Both proof types: all roles can view and download</w:t>
+      </w:r>
+    </w:p>
+    <w:p>
+      <w:r>
+        <w:t xml:space="preserve">  Treasury cannot confirm a deal if zero settlement proofs are attached (UI + server enforced)</w:t>
+      </w:r>
+    </w:p>
+    <w:p>
+      <w:pPr>
+        <w:pStyle w:val="Heading2"/>
+      </w:pPr>
+      <w:r>
+        <w:rPr>
+          <w:color w:val="08263E"/>
+        </w:rPr>
+        <w:t>Number Formatting</w:t>
+      </w:r>
+    </w:p>
+    <w:p>
+      <w:r>
+        <w:t xml:space="preserve">  Currency Amount input shows comma-formatted helper text below the field</w:t>
+      </w:r>
+    </w:p>
+    <w:p>
+      <w:r>
+        <w:t xml:space="preserve">  Converted Amount field displays with locale-aware comma formatting</w:t>
+      </w:r>
+    </w:p>
+    <w:p>
+      <w:r>
+        <w:t xml:space="preserve">  Amount fields accept decimal input (stripped of non-numeric characters except '.')</w:t>
+      </w:r>
+    </w:p>
+    <w:p>
+      <w:pPr>
+        <w:pStyle w:val="Heading2"/>
+      </w:pPr>
+      <w:r>
+        <w:rPr>
+          <w:color w:val="08263E"/>
+        </w:rPr>
+        <w:t>Deal History</w:t>
+      </w:r>
+    </w:p>
+    <w:p>
+      <w:r>
+        <w:t xml:space="preserve">  All deal mutations are recorded in the history array (created, confirmed, returned, cancelled, edited, resubmitted, proof uploaded/deleted)</w:t>
+      </w:r>
+    </w:p>
+    <w:p>
+      <w:r>
+        <w:t xml:space="preserve">  My Deals table shows 'Last Action' column with colored badges</w:t>
+      </w:r>
+    </w:p>
+    <w:p>
+      <w:r>
+        <w:t xml:space="preserve">  List API truncates history to last 3 entries for performance; detail API returns full history</w:t>
+      </w:r>
+    </w:p>
     <w:sectPr>
       <w:pgSz w:w="12240" w:h="15840"/>
       <w:pgMar w:top="1134" w:right="1134" w:bottom="850" w:left="1134" w:header="720" w:footer="720" w:gutter="0"/>

--- a/docs/FX_Trading_Tracker_Technical_Design.docx
+++ b/docs/FX_Trading_Tracker_Technical_Design.docx
@@ -27,7 +27,7 @@
         <w:rPr>
           <w:sz w:val="16"/>
         </w:rPr>
-        <w:t>Generated: 2026-05-15 10:41 UTC</w:t>
+        <w:t>Generated: 2026-05-16 03:43 UTC</w:t>
         <w:br/>
         <w:t>Classification: CONFIDENTIAL</w:t>
       </w:r>

--- a/docs/FX_Trading_Tracker_Technical_Design.docx
+++ b/docs/FX_Trading_Tracker_Technical_Design.docx
@@ -27,7 +27,7 @@
         <w:rPr>
           <w:sz w:val="16"/>
         </w:rPr>
-        <w:t>Generated: 2026-05-16 03:43 UTC</w:t>
+        <w:t>Generated: 2026-06-24 14:45 UTC</w:t>
         <w:br/>
         <w:t>Classification: CONFIDENTIAL</w:t>
       </w:r>

--- a/docs/FX_Trading_Tracker_Technical_Design.docx
+++ b/docs/FX_Trading_Tracker_Technical_Design.docx
@@ -27,7 +27,7 @@
         <w:rPr>
           <w:sz w:val="16"/>
         </w:rPr>
-        <w:t>Generated: 2026-06-24 14:45 UTC</w:t>
+        <w:t>Generated: 2026-09-11 14:52 UTC</w:t>
         <w:br/>
         <w:t>Classification: CONFIDENTIAL</w:t>
       </w:r>
@@ -3231,7 +3231,7 @@
               <w:rPr>
                 <w:sz w:val="15"/>
               </w:rPr>
-              <w:t>User accounts, credentials, roles</w:t>
+              <w:t>User accounts, credentials, roles (trader, treasury, admin, sysadmin)</w:t>
             </w:r>
           </w:p>
         </w:tc>
@@ -3289,7 +3289,7 @@
               <w:rPr>
                 <w:sz w:val="15"/>
               </w:rPr>
-              <w:t>FX deal tickets with full lifecycle</w:t>
+              <w:t>FX deal tickets with full lifecycle, counterparty, crypto networks</w:t>
             </w:r>
           </w:p>
         </w:tc>
@@ -3401,7 +3401,7 @@
               <w:rPr>
                 <w:sz w:val="15"/>
               </w:rPr>
-              <w:t>Client/counterparty companies</w:t>
+              <w:t>FX Client/company entities</w:t>
             </w:r>
           </w:p>
         </w:tc>
@@ -3513,7 +3513,7 @@
               <w:rPr>
                 <w:sz w:val="15"/>
               </w:rPr>
-              <w:t>Bank account numbers per bank</w:t>
+              <w:t>Bank accounts with name, number, currency, type, address</w:t>
             </w:r>
           </w:p>
         </w:tc>
@@ -3567,7 +3567,7 @@
               <w:rPr>
                 <w:sz w:val="15"/>
               </w:rPr>
-              <w:t>Fiat, crypto, and stablecoin currencies</w:t>
+              <w:t>Fiat (31), stablecoin (16), and crypto (18) currencies</w:t>
             </w:r>
           </w:p>
         </w:tc>
@@ -3625,7 +3625,7 @@
               <w:rPr>
                 <w:sz w:val="15"/>
               </w:rPr>
-              <w:t>Today, Tomorrow, Spot</w:t>
+              <w:t>Buy, Sell</w:t>
             </w:r>
           </w:p>
         </w:tc>
@@ -3679,7 +3679,7 @@
               <w:rPr>
                 <w:sz w:val="15"/>
               </w:rPr>
-              <w:t>FX Crypto, FX Local, PDAX WD, FX Bank Deal</w:t>
+              <w:t>FX Crypto, FX Local, PDAX WD, FX Bank Deal, FX-Intercompany, FX - Corporate Settlement</w:t>
             </w:r>
           </w:p>
         </w:tc>
@@ -3709,7 +3709,7 @@
               <w:rPr>
                 <w:sz w:val="15"/>
               </w:rPr>
-              <w:t>report_permissions</w:t>
+              <w:t>counterparties</w:t>
             </w:r>
           </w:p>
         </w:tc>
@@ -3723,7 +3723,7 @@
               <w:rPr>
                 <w:sz w:val="15"/>
               </w:rPr>
-              <w:t>report_permissions</w:t>
+              <w:t>counterparties</w:t>
             </w:r>
           </w:p>
         </w:tc>
@@ -3737,7 +3737,7 @@
               <w:rPr>
                 <w:sz w:val="15"/>
               </w:rPr>
-              <w:t>Per-role report access toggles</w:t>
+              <w:t>PJL Group entities (CLSC, PJ, Verite, etc.)</w:t>
             </w:r>
           </w:p>
         </w:tc>
@@ -3752,6 +3752,61 @@
               <w:rPr>
                 <w:sz w:val="15"/>
               </w:rPr>
+              <w:t>reference</w:t>
+            </w:r>
+          </w:p>
+        </w:tc>
+        <w:tc>
+          <w:tcPr>
+            <w:tcW w:type="dxa" w:w="2493"/>
+          </w:tcPr>
+          <w:p>
+            <w:r>
+              <w:rPr>
+                <w:sz w:val="15"/>
+              </w:rPr>
+              <w:t>report_permissions</w:t>
+            </w:r>
+          </w:p>
+        </w:tc>
+        <w:tc>
+          <w:tcPr>
+            <w:tcW w:type="dxa" w:w="2493"/>
+          </w:tcPr>
+          <w:p>
+            <w:r>
+              <w:rPr>
+                <w:sz w:val="15"/>
+              </w:rPr>
+              <w:t>report_permissions</w:t>
+            </w:r>
+          </w:p>
+        </w:tc>
+        <w:tc>
+          <w:tcPr>
+            <w:tcW w:type="dxa" w:w="2493"/>
+          </w:tcPr>
+          <w:p>
+            <w:r>
+              <w:rPr>
+                <w:sz w:val="15"/>
+              </w:rPr>
+              <w:t>Per-role report access toggles</w:t>
+            </w:r>
+          </w:p>
+        </w:tc>
+      </w:tr>
+      <w:tr>
+        <w:tc>
+          <w:tcPr>
+            <w:tcW w:type="dxa" w:w="2493"/>
+            <w:shd w:val="clear" w:color="auto" w:fill="f1f2f2"/>
+          </w:tcPr>
+          <w:p>
+            <w:r>
+              <w:rPr>
+                <w:sz w:val="15"/>
+              </w:rPr>
               <w:t>audit</w:t>
             </w:r>
           </w:p>
@@ -3759,6 +3814,7 @@
         <w:tc>
           <w:tcPr>
             <w:tcW w:type="dxa" w:w="2493"/>
+            <w:shd w:val="clear" w:color="auto" w:fill="f1f2f2"/>
           </w:tcPr>
           <w:p>
             <w:r>
@@ -3772,6 +3828,7 @@
         <w:tc>
           <w:tcPr>
             <w:tcW w:type="dxa" w:w="2493"/>
+            <w:shd w:val="clear" w:color="auto" w:fill="f1f2f2"/>
           </w:tcPr>
           <w:p>
             <w:r>
@@ -3785,6 +3842,7 @@
         <w:tc>
           <w:tcPr>
             <w:tcW w:type="dxa" w:w="2493"/>
+            <w:shd w:val="clear" w:color="auto" w:fill="f1f2f2"/>
           </w:tcPr>
           <w:p>
             <w:r>
@@ -4140,7 +4198,7 @@
               <w:rPr>
                 <w:sz w:val="15"/>
               </w:rPr>
-              <w:t>admin | trader | treasury</w:t>
+              <w:t>admin | trader | treasury | sysadmin</w:t>
             </w:r>
           </w:p>
         </w:tc>
@@ -4434,7 +4492,7 @@
               <w:rPr>
                 <w:sz w:val="15"/>
               </w:rPr>
-              <w:t>Today | Tomorrow | Spot</w:t>
+              <w:t>Buy | Sell</w:t>
             </w:r>
           </w:p>
         </w:tc>
@@ -4478,7 +4536,7 @@
               <w:rPr>
                 <w:sz w:val="15"/>
               </w:rPr>
-              <w:t>FX Crypto | FX Local | PDAX WD</w:t>
+              <w:t>FX Crypto | FX Local | PDAX WD | FX Bank Deal | FX-Intercompany | FX - Corporate Settlement</w:t>
             </w:r>
           </w:p>
         </w:tc>
@@ -4620,7 +4678,7 @@
               <w:rPr>
                 <w:sz w:val="15"/>
               </w:rPr>
-              <w:t>from_type / to_type / ours_type</w:t>
+              <w:t>counterparty</w:t>
             </w:r>
           </w:p>
         </w:tc>
@@ -4648,7 +4706,7 @@
               <w:rPr>
                 <w:sz w:val="15"/>
               </w:rPr>
-              <w:t>bank | crypto</w:t>
+              <w:t>PJL Group entity (FX Local/Intercompany/Corp Settlement)</w:t>
             </w:r>
           </w:p>
         </w:tc>
@@ -4663,7 +4721,7 @@
               <w:rPr>
                 <w:sz w:val="15"/>
               </w:rPr>
-              <w:t>from_company / to_company</w:t>
+              <w:t>from_type / to_type / ours_type</w:t>
             </w:r>
           </w:p>
         </w:tc>
@@ -4689,7 +4747,7 @@
               <w:rPr>
                 <w:sz w:val="15"/>
               </w:rPr>
-              <w:t>Company name</w:t>
+              <w:t>bank | crypto</w:t>
             </w:r>
           </w:p>
         </w:tc>
@@ -4705,7 +4763,7 @@
               <w:rPr>
                 <w:sz w:val="15"/>
               </w:rPr>
-              <w:t>from_bank / to_bank / ours_bank</w:t>
+              <w:t>from_company / to_company</w:t>
             </w:r>
           </w:p>
         </w:tc>
@@ -4733,7 +4791,7 @@
               <w:rPr>
                 <w:sz w:val="15"/>
               </w:rPr>
-              <w:t>Bank code</w:t>
+              <w:t>Company name</w:t>
             </w:r>
           </w:p>
         </w:tc>
@@ -4748,7 +4806,7 @@
               <w:rPr>
                 <w:sz w:val="15"/>
               </w:rPr>
-              <w:t>from_account_num / to_account_num / ours_account_num</w:t>
+              <w:t>from_bank / to_bank / ours_bank</w:t>
             </w:r>
           </w:p>
         </w:tc>
@@ -4774,7 +4832,7 @@
               <w:rPr>
                 <w:sz w:val="15"/>
               </w:rPr>
-              <w:t>Account number</w:t>
+              <w:t>Bank name</w:t>
             </w:r>
           </w:p>
         </w:tc>
@@ -4790,7 +4848,7 @@
               <w:rPr>
                 <w:sz w:val="15"/>
               </w:rPr>
-              <w:t>from_wallet_address / to_wallet_address / ours_wallet_address</w:t>
+              <w:t>from_account_num / to_account_num / ours_account_num</w:t>
             </w:r>
           </w:p>
         </w:tc>
@@ -4818,7 +4876,7 @@
               <w:rPr>
                 <w:sz w:val="15"/>
               </w:rPr>
-              <w:t>Crypto wallet</w:t>
+              <w:t>Account number</w:t>
             </w:r>
           </w:p>
         </w:tc>
@@ -4833,7 +4891,7 @@
               <w:rPr>
                 <w:sz w:val="15"/>
               </w:rPr>
-              <w:t>buy_currency / sell_currency</w:t>
+              <w:t>from_wallet_address / to_wallet_address / ours_wallet_address</w:t>
             </w:r>
           </w:p>
         </w:tc>
@@ -4859,7 +4917,7 @@
               <w:rPr>
                 <w:sz w:val="15"/>
               </w:rPr>
-              <w:t>Currency code</w:t>
+              <w:t>Crypto wallet</w:t>
             </w:r>
           </w:p>
         </w:tc>
@@ -4875,7 +4933,7 @@
               <w:rPr>
                 <w:sz w:val="15"/>
               </w:rPr>
-              <w:t>currency_amount</w:t>
+              <w:t>from_network / to_network / ours_network</w:t>
             </w:r>
           </w:p>
         </w:tc>
@@ -4889,7 +4947,7 @@
               <w:rPr>
                 <w:sz w:val="15"/>
               </w:rPr>
-              <w:t>float</w:t>
+              <w:t>string</w:t>
             </w:r>
           </w:p>
         </w:tc>
@@ -4903,7 +4961,7 @@
               <w:rPr>
                 <w:sz w:val="15"/>
               </w:rPr>
-              <w:t>Buy currency amount</w:t>
+              <w:t>Crypto network: SOLANA | ETHEREUM | TRON</w:t>
             </w:r>
           </w:p>
         </w:tc>
@@ -4918,7 +4976,7 @@
               <w:rPr>
                 <w:sz w:val="15"/>
               </w:rPr>
-              <w:t>amount</w:t>
+              <w:t>buying_ours_type / buying_ours_bank / buying_ours_account_num</w:t>
             </w:r>
           </w:p>
         </w:tc>
@@ -4931,7 +4989,7 @@
               <w:rPr>
                 <w:sz w:val="15"/>
               </w:rPr>
-              <w:t>float</w:t>
+              <w:t>string</w:t>
             </w:r>
           </w:p>
         </w:tc>
@@ -4944,7 +5002,7 @@
               <w:rPr>
                 <w:sz w:val="15"/>
               </w:rPr>
-              <w:t>Settlement amount</w:t>
+              <w:t>Buying Counterparty Ours (FX-Intercompany)</w:t>
             </w:r>
           </w:p>
         </w:tc>
@@ -4960,7 +5018,7 @@
               <w:rPr>
                 <w:sz w:val="15"/>
               </w:rPr>
-              <w:t>rate</w:t>
+              <w:t>buying_ours_wallet_address / buying_ours_network</w:t>
             </w:r>
           </w:p>
         </w:tc>
@@ -4974,7 +5032,7 @@
               <w:rPr>
                 <w:sz w:val="15"/>
               </w:rPr>
-              <w:t>float</w:t>
+              <w:t>string</w:t>
             </w:r>
           </w:p>
         </w:tc>
@@ -4988,7 +5046,7 @@
               <w:rPr>
                 <w:sz w:val="15"/>
               </w:rPr>
-              <w:t>Exchange rate</w:t>
+              <w:t>Buying Counterparty crypto (FX-Intercompany)</w:t>
             </w:r>
           </w:p>
         </w:tc>
@@ -5003,7 +5061,7 @@
               <w:rPr>
                 <w:sz w:val="15"/>
               </w:rPr>
-              <w:t>status</w:t>
+              <w:t>buy_currency</w:t>
             </w:r>
           </w:p>
         </w:tc>
@@ -5029,7 +5087,7 @@
               <w:rPr>
                 <w:sz w:val="15"/>
               </w:rPr>
-              <w:t>pending | confirmed | returned | cancelled</w:t>
+              <w:t>Currency code</w:t>
             </w:r>
           </w:p>
         </w:tc>
@@ -5045,7 +5103,7 @@
               <w:rPr>
                 <w:sz w:val="15"/>
               </w:rPr>
-              <w:t>remarks</w:t>
+              <w:t>sell_currency</w:t>
             </w:r>
           </w:p>
         </w:tc>
@@ -5073,7 +5131,7 @@
               <w:rPr>
                 <w:sz w:val="15"/>
               </w:rPr>
-              <w:t>Trader remarks</w:t>
+              <w:t>Optional sell currency</w:t>
             </w:r>
           </w:p>
         </w:tc>
@@ -5088,7 +5146,7 @@
               <w:rPr>
                 <w:sz w:val="15"/>
               </w:rPr>
-              <w:t>treasury_remarks</w:t>
+              <w:t>currency_amount</w:t>
             </w:r>
           </w:p>
         </w:tc>
@@ -5101,7 +5159,7 @@
               <w:rPr>
                 <w:sz w:val="15"/>
               </w:rPr>
-              <w:t>string</w:t>
+              <w:t>float</w:t>
             </w:r>
           </w:p>
         </w:tc>
@@ -5114,7 +5172,7 @@
               <w:rPr>
                 <w:sz w:val="15"/>
               </w:rPr>
-              <w:t>Treasury processing notes</w:t>
+              <w:t>Principal/original amount</w:t>
             </w:r>
           </w:p>
         </w:tc>
@@ -5130,7 +5188,7 @@
               <w:rPr>
                 <w:sz w:val="15"/>
               </w:rPr>
-              <w:t>settlement_proofs</w:t>
+              <w:t>amount</w:t>
             </w:r>
           </w:p>
         </w:tc>
@@ -5144,7 +5202,7 @@
               <w:rPr>
                 <w:sz w:val="15"/>
               </w:rPr>
-              <w:t>array</w:t>
+              <w:t>float</w:t>
             </w:r>
           </w:p>
         </w:tc>
@@ -5158,7 +5216,7 @@
               <w:rPr>
                 <w:sz w:val="15"/>
               </w:rPr>
-              <w:t>Array of proof objects {id, path, filename, proof_type}</w:t>
+              <w:t>Converted amount (currency_amount x rate)</w:t>
             </w:r>
           </w:p>
         </w:tc>
@@ -5173,7 +5231,7 @@
               <w:rPr>
                 <w:sz w:val="15"/>
               </w:rPr>
-              <w:t>history</w:t>
+              <w:t>rate</w:t>
             </w:r>
           </w:p>
         </w:tc>
@@ -5186,7 +5244,7 @@
               <w:rPr>
                 <w:sz w:val="15"/>
               </w:rPr>
-              <w:t>array</w:t>
+              <w:t>float</w:t>
             </w:r>
           </w:p>
         </w:tc>
@@ -5199,7 +5257,7 @@
               <w:rPr>
                 <w:sz w:val="15"/>
               </w:rPr>
-              <w:t>Array of history entries {action, user_name, changes, timestamp}</w:t>
+              <w:t>Exchange rate</w:t>
             </w:r>
           </w:p>
         </w:tc>
@@ -5215,7 +5273,7 @@
               <w:rPr>
                 <w:sz w:val="15"/>
               </w:rPr>
-              <w:t>created_by / created_by_name</w:t>
+              <w:t>status</w:t>
             </w:r>
           </w:p>
         </w:tc>
@@ -5243,7 +5301,7 @@
               <w:rPr>
                 <w:sz w:val="15"/>
               </w:rPr>
-              <w:t>Creator user ID and name</w:t>
+              <w:t>pending | confirmed | returned | cancelled</w:t>
             </w:r>
           </w:p>
         </w:tc>
@@ -5258,7 +5316,7 @@
               <w:rPr>
                 <w:sz w:val="15"/>
               </w:rPr>
-              <w:t>processed_by / processed_by_name</w:t>
+              <w:t>remarks</w:t>
             </w:r>
           </w:p>
         </w:tc>
@@ -5284,7 +5342,7 @@
               <w:rPr>
                 <w:sz w:val="15"/>
               </w:rPr>
-              <w:t>Treasury processor ID and name</w:t>
+              <w:t>Trader remarks</w:t>
             </w:r>
           </w:p>
         </w:tc>
@@ -5300,7 +5358,7 @@
               <w:rPr>
                 <w:sz w:val="15"/>
               </w:rPr>
-              <w:t>created_at / updated_at</w:t>
+              <w:t>treasury_remarks</w:t>
             </w:r>
           </w:p>
         </w:tc>
@@ -5314,7 +5372,7 @@
               <w:rPr>
                 <w:sz w:val="15"/>
               </w:rPr>
-              <w:t>string (ISO 8601)</w:t>
+              <w:t>string</w:t>
             </w:r>
           </w:p>
         </w:tc>
@@ -5328,7 +5386,767 @@
               <w:rPr>
                 <w:sz w:val="15"/>
               </w:rPr>
+              <w:t>Treasury processing notes</w:t>
+            </w:r>
+          </w:p>
+        </w:tc>
+      </w:tr>
+      <w:tr>
+        <w:tc>
+          <w:tcPr>
+            <w:tcW w:type="dxa" w:w="3324"/>
+          </w:tcPr>
+          <w:p>
+            <w:r>
+              <w:rPr>
+                <w:sz w:val="15"/>
+              </w:rPr>
+              <w:t>settlement_proofs</w:t>
+            </w:r>
+          </w:p>
+        </w:tc>
+        <w:tc>
+          <w:tcPr>
+            <w:tcW w:type="dxa" w:w="3324"/>
+          </w:tcPr>
+          <w:p>
+            <w:r>
+              <w:rPr>
+                <w:sz w:val="15"/>
+              </w:rPr>
+              <w:t>array</w:t>
+            </w:r>
+          </w:p>
+        </w:tc>
+        <w:tc>
+          <w:tcPr>
+            <w:tcW w:type="dxa" w:w="3324"/>
+          </w:tcPr>
+          <w:p>
+            <w:r>
+              <w:rPr>
+                <w:sz w:val="15"/>
+              </w:rPr>
+              <w:t>Array of proof objects {id, path, filename, proof_type}</w:t>
+            </w:r>
+          </w:p>
+        </w:tc>
+      </w:tr>
+      <w:tr>
+        <w:tc>
+          <w:tcPr>
+            <w:tcW w:type="dxa" w:w="3324"/>
+            <w:shd w:val="clear" w:color="auto" w:fill="f1f2f2"/>
+          </w:tcPr>
+          <w:p>
+            <w:r>
+              <w:rPr>
+                <w:sz w:val="15"/>
+              </w:rPr>
+              <w:t>history</w:t>
+            </w:r>
+          </w:p>
+        </w:tc>
+        <w:tc>
+          <w:tcPr>
+            <w:tcW w:type="dxa" w:w="3324"/>
+            <w:shd w:val="clear" w:color="auto" w:fill="f1f2f2"/>
+          </w:tcPr>
+          <w:p>
+            <w:r>
+              <w:rPr>
+                <w:sz w:val="15"/>
+              </w:rPr>
+              <w:t>array</w:t>
+            </w:r>
+          </w:p>
+        </w:tc>
+        <w:tc>
+          <w:tcPr>
+            <w:tcW w:type="dxa" w:w="3324"/>
+            <w:shd w:val="clear" w:color="auto" w:fill="f1f2f2"/>
+          </w:tcPr>
+          <w:p>
+            <w:r>
+              <w:rPr>
+                <w:sz w:val="15"/>
+              </w:rPr>
+              <w:t>Array of history entries {action, user_name, changes, timestamp}</w:t>
+            </w:r>
+          </w:p>
+        </w:tc>
+      </w:tr>
+      <w:tr>
+        <w:tc>
+          <w:tcPr>
+            <w:tcW w:type="dxa" w:w="3324"/>
+          </w:tcPr>
+          <w:p>
+            <w:r>
+              <w:rPr>
+                <w:sz w:val="15"/>
+              </w:rPr>
+              <w:t>created_by / created_by_name</w:t>
+            </w:r>
+          </w:p>
+        </w:tc>
+        <w:tc>
+          <w:tcPr>
+            <w:tcW w:type="dxa" w:w="3324"/>
+          </w:tcPr>
+          <w:p>
+            <w:r>
+              <w:rPr>
+                <w:sz w:val="15"/>
+              </w:rPr>
+              <w:t>string</w:t>
+            </w:r>
+          </w:p>
+        </w:tc>
+        <w:tc>
+          <w:tcPr>
+            <w:tcW w:type="dxa" w:w="3324"/>
+          </w:tcPr>
+          <w:p>
+            <w:r>
+              <w:rPr>
+                <w:sz w:val="15"/>
+              </w:rPr>
+              <w:t>Creator user ID and name</w:t>
+            </w:r>
+          </w:p>
+        </w:tc>
+      </w:tr>
+      <w:tr>
+        <w:tc>
+          <w:tcPr>
+            <w:tcW w:type="dxa" w:w="3324"/>
+            <w:shd w:val="clear" w:color="auto" w:fill="f1f2f2"/>
+          </w:tcPr>
+          <w:p>
+            <w:r>
+              <w:rPr>
+                <w:sz w:val="15"/>
+              </w:rPr>
+              <w:t>processed_by / processed_by_name</w:t>
+            </w:r>
+          </w:p>
+        </w:tc>
+        <w:tc>
+          <w:tcPr>
+            <w:tcW w:type="dxa" w:w="3324"/>
+            <w:shd w:val="clear" w:color="auto" w:fill="f1f2f2"/>
+          </w:tcPr>
+          <w:p>
+            <w:r>
+              <w:rPr>
+                <w:sz w:val="15"/>
+              </w:rPr>
+              <w:t>string</w:t>
+            </w:r>
+          </w:p>
+        </w:tc>
+        <w:tc>
+          <w:tcPr>
+            <w:tcW w:type="dxa" w:w="3324"/>
+            <w:shd w:val="clear" w:color="auto" w:fill="f1f2f2"/>
+          </w:tcPr>
+          <w:p>
+            <w:r>
+              <w:rPr>
+                <w:sz w:val="15"/>
+              </w:rPr>
+              <w:t>Treasury processor ID and name</w:t>
+            </w:r>
+          </w:p>
+        </w:tc>
+      </w:tr>
+      <w:tr>
+        <w:tc>
+          <w:tcPr>
+            <w:tcW w:type="dxa" w:w="3324"/>
+          </w:tcPr>
+          <w:p>
+            <w:r>
+              <w:rPr>
+                <w:sz w:val="15"/>
+              </w:rPr>
+              <w:t>created_at / updated_at</w:t>
+            </w:r>
+          </w:p>
+        </w:tc>
+        <w:tc>
+          <w:tcPr>
+            <w:tcW w:type="dxa" w:w="3324"/>
+          </w:tcPr>
+          <w:p>
+            <w:r>
+              <w:rPr>
+                <w:sz w:val="15"/>
+              </w:rPr>
+              <w:t>string (ISO 8601)</w:t>
+            </w:r>
+          </w:p>
+        </w:tc>
+        <w:tc>
+          <w:tcPr>
+            <w:tcW w:type="dxa" w:w="3324"/>
+          </w:tcPr>
+          <w:p>
+            <w:r>
+              <w:rPr>
+                <w:sz w:val="15"/>
+              </w:rPr>
               <w:t>Timestamps</w:t>
+            </w:r>
+          </w:p>
+        </w:tc>
+      </w:tr>
+    </w:tbl>
+    <w:p>
+      <w:pPr>
+        <w:pStyle w:val="Heading3"/>
+      </w:pPr>
+      <w:r>
+        <w:rPr>
+          <w:color w:val="08263E"/>
+        </w:rPr>
+        <w:t>Collection: bank_accounts</w:t>
+      </w:r>
+    </w:p>
+    <w:tbl>
+      <w:tblPr>
+        <w:tblStyle w:val="TableGrid"/>
+        <w:tblW w:type="auto" w:w="0"/>
+        <w:jc w:val="left"/>
+        <w:tblLook w:firstColumn="1" w:firstRow="1" w:lastColumn="0" w:lastRow="0" w:noHBand="0" w:noVBand="1" w:val="04A0"/>
+      </w:tblPr>
+      <w:tblGrid>
+        <w:gridCol w:w="3324"/>
+        <w:gridCol w:w="3324"/>
+        <w:gridCol w:w="3324"/>
+      </w:tblGrid>
+      <w:tr>
+        <w:tc>
+          <w:tcPr>
+            <w:tcW w:type="dxa" w:w="3324"/>
+            <w:shd w:val="clear" w:color="auto" w:fill="08263e"/>
+          </w:tcPr>
+          <w:p>
+            <w:pPr>
+              <w:jc w:val="center"/>
+            </w:pPr>
+            <w:r>
+              <w:rPr>
+                <w:b/>
+                <w:color w:val="FFFFFF"/>
+                <w:sz w:val="16"/>
+              </w:rPr>
+              <w:t>Field</w:t>
+            </w:r>
+          </w:p>
+        </w:tc>
+        <w:tc>
+          <w:tcPr>
+            <w:tcW w:type="dxa" w:w="3324"/>
+            <w:shd w:val="clear" w:color="auto" w:fill="08263e"/>
+          </w:tcPr>
+          <w:p>
+            <w:pPr>
+              <w:jc w:val="center"/>
+            </w:pPr>
+            <w:r>
+              <w:rPr>
+                <w:b/>
+                <w:color w:val="FFFFFF"/>
+                <w:sz w:val="16"/>
+              </w:rPr>
+              <w:t>Type</w:t>
+            </w:r>
+          </w:p>
+        </w:tc>
+        <w:tc>
+          <w:tcPr>
+            <w:tcW w:type="dxa" w:w="3324"/>
+            <w:shd w:val="clear" w:color="auto" w:fill="08263e"/>
+          </w:tcPr>
+          <w:p>
+            <w:pPr>
+              <w:jc w:val="center"/>
+            </w:pPr>
+            <w:r>
+              <w:rPr>
+                <w:b/>
+                <w:color w:val="FFFFFF"/>
+                <w:sz w:val="16"/>
+              </w:rPr>
+              <w:t>Description</w:t>
+            </w:r>
+          </w:p>
+        </w:tc>
+      </w:tr>
+      <w:tr>
+        <w:tc>
+          <w:tcPr>
+            <w:tcW w:type="dxa" w:w="3324"/>
+          </w:tcPr>
+          <w:p>
+            <w:r>
+              <w:rPr>
+                <w:sz w:val="15"/>
+              </w:rPr>
+              <w:t>id</w:t>
+            </w:r>
+          </w:p>
+        </w:tc>
+        <w:tc>
+          <w:tcPr>
+            <w:tcW w:type="dxa" w:w="3324"/>
+          </w:tcPr>
+          <w:p>
+            <w:r>
+              <w:rPr>
+                <w:sz w:val="15"/>
+              </w:rPr>
+              <w:t>string (UUID)</w:t>
+            </w:r>
+          </w:p>
+        </w:tc>
+        <w:tc>
+          <w:tcPr>
+            <w:tcW w:type="dxa" w:w="3324"/>
+          </w:tcPr>
+          <w:p>
+            <w:r>
+              <w:rPr>
+                <w:sz w:val="15"/>
+              </w:rPr>
+              <w:t>Unique identifier</w:t>
+            </w:r>
+          </w:p>
+        </w:tc>
+      </w:tr>
+      <w:tr>
+        <w:tc>
+          <w:tcPr>
+            <w:tcW w:type="dxa" w:w="3324"/>
+            <w:shd w:val="clear" w:color="auto" w:fill="f1f2f2"/>
+          </w:tcPr>
+          <w:p>
+            <w:r>
+              <w:rPr>
+                <w:sz w:val="15"/>
+              </w:rPr>
+              <w:t>bank_id</w:t>
+            </w:r>
+          </w:p>
+        </w:tc>
+        <w:tc>
+          <w:tcPr>
+            <w:tcW w:type="dxa" w:w="3324"/>
+            <w:shd w:val="clear" w:color="auto" w:fill="f1f2f2"/>
+          </w:tcPr>
+          <w:p>
+            <w:r>
+              <w:rPr>
+                <w:sz w:val="15"/>
+              </w:rPr>
+              <w:t>string (UUID)</w:t>
+            </w:r>
+          </w:p>
+        </w:tc>
+        <w:tc>
+          <w:tcPr>
+            <w:tcW w:type="dxa" w:w="3324"/>
+            <w:shd w:val="clear" w:color="auto" w:fill="f1f2f2"/>
+          </w:tcPr>
+          <w:p>
+            <w:r>
+              <w:rPr>
+                <w:sz w:val="15"/>
+              </w:rPr>
+              <w:t>Foreign key to bank</w:t>
+            </w:r>
+          </w:p>
+        </w:tc>
+      </w:tr>
+      <w:tr>
+        <w:tc>
+          <w:tcPr>
+            <w:tcW w:type="dxa" w:w="3324"/>
+          </w:tcPr>
+          <w:p>
+            <w:r>
+              <w:rPr>
+                <w:sz w:val="15"/>
+              </w:rPr>
+              <w:t>account_number</w:t>
+            </w:r>
+          </w:p>
+        </w:tc>
+        <w:tc>
+          <w:tcPr>
+            <w:tcW w:type="dxa" w:w="3324"/>
+          </w:tcPr>
+          <w:p>
+            <w:r>
+              <w:rPr>
+                <w:sz w:val="15"/>
+              </w:rPr>
+              <w:t>string</w:t>
+            </w:r>
+          </w:p>
+        </w:tc>
+        <w:tc>
+          <w:tcPr>
+            <w:tcW w:type="dxa" w:w="3324"/>
+          </w:tcPr>
+          <w:p>
+            <w:r>
+              <w:rPr>
+                <w:sz w:val="15"/>
+              </w:rPr>
+              <w:t>Bank account number</w:t>
+            </w:r>
+          </w:p>
+        </w:tc>
+      </w:tr>
+      <w:tr>
+        <w:tc>
+          <w:tcPr>
+            <w:tcW w:type="dxa" w:w="3324"/>
+            <w:shd w:val="clear" w:color="auto" w:fill="f1f2f2"/>
+          </w:tcPr>
+          <w:p>
+            <w:r>
+              <w:rPr>
+                <w:sz w:val="15"/>
+              </w:rPr>
+              <w:t>account_name</w:t>
+            </w:r>
+          </w:p>
+        </w:tc>
+        <w:tc>
+          <w:tcPr>
+            <w:tcW w:type="dxa" w:w="3324"/>
+            <w:shd w:val="clear" w:color="auto" w:fill="f1f2f2"/>
+          </w:tcPr>
+          <w:p>
+            <w:r>
+              <w:rPr>
+                <w:sz w:val="15"/>
+              </w:rPr>
+              <w:t>string</w:t>
+            </w:r>
+          </w:p>
+        </w:tc>
+        <w:tc>
+          <w:tcPr>
+            <w:tcW w:type="dxa" w:w="3324"/>
+            <w:shd w:val="clear" w:color="auto" w:fill="f1f2f2"/>
+          </w:tcPr>
+          <w:p>
+            <w:r>
+              <w:rPr>
+                <w:sz w:val="15"/>
+              </w:rPr>
+              <w:t>Account descriptive name (required)</w:t>
+            </w:r>
+          </w:p>
+        </w:tc>
+      </w:tr>
+      <w:tr>
+        <w:tc>
+          <w:tcPr>
+            <w:tcW w:type="dxa" w:w="3324"/>
+          </w:tcPr>
+          <w:p>
+            <w:r>
+              <w:rPr>
+                <w:sz w:val="15"/>
+              </w:rPr>
+              <w:t>currency_code</w:t>
+            </w:r>
+          </w:p>
+        </w:tc>
+        <w:tc>
+          <w:tcPr>
+            <w:tcW w:type="dxa" w:w="3324"/>
+          </w:tcPr>
+          <w:p>
+            <w:r>
+              <w:rPr>
+                <w:sz w:val="15"/>
+              </w:rPr>
+              <w:t>string</w:t>
+            </w:r>
+          </w:p>
+        </w:tc>
+        <w:tc>
+          <w:tcPr>
+            <w:tcW w:type="dxa" w:w="3324"/>
+          </w:tcPr>
+          <w:p>
+            <w:r>
+              <w:rPr>
+                <w:sz w:val="15"/>
+              </w:rPr>
+              <w:t>PHP, USD, etc. (from import)</w:t>
+            </w:r>
+          </w:p>
+        </w:tc>
+      </w:tr>
+      <w:tr>
+        <w:tc>
+          <w:tcPr>
+            <w:tcW w:type="dxa" w:w="3324"/>
+            <w:shd w:val="clear" w:color="auto" w:fill="f1f2f2"/>
+          </w:tcPr>
+          <w:p>
+            <w:r>
+              <w:rPr>
+                <w:sz w:val="15"/>
+              </w:rPr>
+              <w:t>account_type</w:t>
+            </w:r>
+          </w:p>
+        </w:tc>
+        <w:tc>
+          <w:tcPr>
+            <w:tcW w:type="dxa" w:w="3324"/>
+            <w:shd w:val="clear" w:color="auto" w:fill="f1f2f2"/>
+          </w:tcPr>
+          <w:p>
+            <w:r>
+              <w:rPr>
+                <w:sz w:val="15"/>
+              </w:rPr>
+              <w:t>string</w:t>
+            </w:r>
+          </w:p>
+        </w:tc>
+        <w:tc>
+          <w:tcPr>
+            <w:tcW w:type="dxa" w:w="3324"/>
+            <w:shd w:val="clear" w:color="auto" w:fill="f1f2f2"/>
+          </w:tcPr>
+          <w:p>
+            <w:r>
+              <w:rPr>
+                <w:sz w:val="15"/>
+              </w:rPr>
+              <w:t>SA, CA, etc. (from import)</w:t>
+            </w:r>
+          </w:p>
+        </w:tc>
+      </w:tr>
+      <w:tr>
+        <w:tc>
+          <w:tcPr>
+            <w:tcW w:type="dxa" w:w="3324"/>
+          </w:tcPr>
+          <w:p>
+            <w:r>
+              <w:rPr>
+                <w:sz w:val="15"/>
+              </w:rPr>
+              <w:t>bank_address</w:t>
+            </w:r>
+          </w:p>
+        </w:tc>
+        <w:tc>
+          <w:tcPr>
+            <w:tcW w:type="dxa" w:w="3324"/>
+          </w:tcPr>
+          <w:p>
+            <w:r>
+              <w:rPr>
+                <w:sz w:val="15"/>
+              </w:rPr>
+              <w:t>string</w:t>
+            </w:r>
+          </w:p>
+        </w:tc>
+        <w:tc>
+          <w:tcPr>
+            <w:tcW w:type="dxa" w:w="3324"/>
+          </w:tcPr>
+          <w:p>
+            <w:r>
+              <w:rPr>
+                <w:sz w:val="15"/>
+              </w:rPr>
+              <w:t>Branch address (from import)</w:t>
+            </w:r>
+          </w:p>
+        </w:tc>
+      </w:tr>
+      <w:tr>
+        <w:tc>
+          <w:tcPr>
+            <w:tcW w:type="dxa" w:w="3324"/>
+            <w:shd w:val="clear" w:color="auto" w:fill="f1f2f2"/>
+          </w:tcPr>
+          <w:p>
+            <w:r>
+              <w:rPr>
+                <w:sz w:val="15"/>
+              </w:rPr>
+              <w:t>contact_no</w:t>
+            </w:r>
+          </w:p>
+        </w:tc>
+        <w:tc>
+          <w:tcPr>
+            <w:tcW w:type="dxa" w:w="3324"/>
+            <w:shd w:val="clear" w:color="auto" w:fill="f1f2f2"/>
+          </w:tcPr>
+          <w:p>
+            <w:r>
+              <w:rPr>
+                <w:sz w:val="15"/>
+              </w:rPr>
+              <w:t>string</w:t>
+            </w:r>
+          </w:p>
+        </w:tc>
+        <w:tc>
+          <w:tcPr>
+            <w:tcW w:type="dxa" w:w="3324"/>
+            <w:shd w:val="clear" w:color="auto" w:fill="f1f2f2"/>
+          </w:tcPr>
+          <w:p>
+            <w:r>
+              <w:rPr>
+                <w:sz w:val="15"/>
+              </w:rPr>
+              <w:t>Contact number (from import)</w:t>
+            </w:r>
+          </w:p>
+        </w:tc>
+      </w:tr>
+      <w:tr>
+        <w:tc>
+          <w:tcPr>
+            <w:tcW w:type="dxa" w:w="3324"/>
+          </w:tcPr>
+          <w:p>
+            <w:r>
+              <w:rPr>
+                <w:sz w:val="15"/>
+              </w:rPr>
+              <w:t>account_alias</w:t>
+            </w:r>
+          </w:p>
+        </w:tc>
+        <w:tc>
+          <w:tcPr>
+            <w:tcW w:type="dxa" w:w="3324"/>
+          </w:tcPr>
+          <w:p>
+            <w:r>
+              <w:rPr>
+                <w:sz w:val="15"/>
+              </w:rPr>
+              <w:t>string</w:t>
+            </w:r>
+          </w:p>
+        </w:tc>
+        <w:tc>
+          <w:tcPr>
+            <w:tcW w:type="dxa" w:w="3324"/>
+          </w:tcPr>
+          <w:p>
+            <w:r>
+              <w:rPr>
+                <w:sz w:val="15"/>
+              </w:rPr>
+              <w:t>Short alias (from import)</w:t>
+            </w:r>
+          </w:p>
+        </w:tc>
+      </w:tr>
+      <w:tr>
+        <w:tc>
+          <w:tcPr>
+            <w:tcW w:type="dxa" w:w="3324"/>
+            <w:shd w:val="clear" w:color="auto" w:fill="f1f2f2"/>
+          </w:tcPr>
+          <w:p>
+            <w:r>
+              <w:rPr>
+                <w:sz w:val="15"/>
+              </w:rPr>
+              <w:t>is_active</w:t>
+            </w:r>
+          </w:p>
+        </w:tc>
+        <w:tc>
+          <w:tcPr>
+            <w:tcW w:type="dxa" w:w="3324"/>
+            <w:shd w:val="clear" w:color="auto" w:fill="f1f2f2"/>
+          </w:tcPr>
+          <w:p>
+            <w:r>
+              <w:rPr>
+                <w:sz w:val="15"/>
+              </w:rPr>
+              <w:t>boolean</w:t>
+            </w:r>
+          </w:p>
+        </w:tc>
+        <w:tc>
+          <w:tcPr>
+            <w:tcW w:type="dxa" w:w="3324"/>
+            <w:shd w:val="clear" w:color="auto" w:fill="f1f2f2"/>
+          </w:tcPr>
+          <w:p>
+            <w:r>
+              <w:rPr>
+                <w:sz w:val="15"/>
+              </w:rPr>
+              <w:t>Account enabled flag</w:t>
+            </w:r>
+          </w:p>
+        </w:tc>
+      </w:tr>
+      <w:tr>
+        <w:tc>
+          <w:tcPr>
+            <w:tcW w:type="dxa" w:w="3324"/>
+          </w:tcPr>
+          <w:p>
+            <w:r>
+              <w:rPr>
+                <w:sz w:val="15"/>
+              </w:rPr>
+              <w:t>created_at</w:t>
+            </w:r>
+          </w:p>
+        </w:tc>
+        <w:tc>
+          <w:tcPr>
+            <w:tcW w:type="dxa" w:w="3324"/>
+          </w:tcPr>
+          <w:p>
+            <w:r>
+              <w:rPr>
+                <w:sz w:val="15"/>
+              </w:rPr>
+              <w:t>string (ISO 8601)</w:t>
+            </w:r>
+          </w:p>
+        </w:tc>
+        <w:tc>
+          <w:tcPr>
+            <w:tcW w:type="dxa" w:w="3324"/>
+          </w:tcPr>
+          <w:p>
+            <w:r>
+              <w:rPr>
+                <w:sz w:val="15"/>
+              </w:rPr>
+              <w:t>Creation timestamp</w:t>
             </w:r>
           </w:p>
         </w:tc>
@@ -7950,7 +8768,7 @@
               <w:rPr>
                 <w:sz w:val="15"/>
               </w:rPr>
-              <w:t>List reference items (companies, banks, currencies, etc.)</w:t>
+              <w:t>List reference items (companies, banks, currencies, counterparties, etc.)</w:t>
             </w:r>
           </w:p>
         </w:tc>
@@ -8232,7 +9050,7 @@
               <w:rPr>
                 <w:sz w:val="15"/>
               </w:rPr>
-              <w:t>Add bank account</w:t>
+              <w:t>Add bank account (account_name required)</w:t>
             </w:r>
           </w:p>
         </w:tc>
@@ -8260,7 +9078,7 @@
               <w:rPr>
                 <w:sz w:val="15"/>
               </w:rPr>
-              <w:t>/api/reference/banks/{bank_id}/accounts/{account_id}</w:t>
+              <w:t>/api/reference/banks/{bank_id}/accounts/{id}</w:t>
             </w:r>
           </w:p>
         </w:tc>
@@ -8316,7 +9134,7 @@
               <w:rPr>
                 <w:sz w:val="15"/>
               </w:rPr>
-              <w:t>/api/reference/banks/{bank_id}/accounts/{account_id}</w:t>
+              <w:t>/api/reference/banks/{bank_id}/accounts/{id}</w:t>
             </w:r>
           </w:p>
         </w:tc>
@@ -8359,7 +9177,7 @@
               <w:rPr>
                 <w:sz w:val="15"/>
               </w:rPr>
-              <w:t>GET</w:t>
+              <w:t>POST</w:t>
             </w:r>
           </w:p>
         </w:tc>
@@ -8372,7 +9190,7 @@
               <w:rPr>
                 <w:sz w:val="15"/>
               </w:rPr>
-              <w:t>/api/dashboard/stats</w:t>
+              <w:t>/api/reference/banks/{bank_id}/accounts/import</w:t>
             </w:r>
           </w:p>
         </w:tc>
@@ -8385,7 +9203,7 @@
               <w:rPr>
                 <w:sz w:val="15"/>
               </w:rPr>
-              <w:t>All</w:t>
+              <w:t>Admin</w:t>
             </w:r>
           </w:p>
         </w:tc>
@@ -8398,7 +9216,7 @@
               <w:rPr>
                 <w:sz w:val="15"/>
               </w:rPr>
-              <w:t>Dashboard statistics and aggregation</w:t>
+              <w:t>Import bank accounts CSV/Excel (per-bank)</w:t>
             </w:r>
           </w:p>
         </w:tc>
@@ -8414,7 +9232,7 @@
               <w:rPr>
                 <w:sz w:val="15"/>
               </w:rPr>
-              <w:t>GET</w:t>
+              <w:t>POST</w:t>
             </w:r>
           </w:p>
         </w:tc>
@@ -8428,7 +9246,7 @@
               <w:rPr>
                 <w:sz w:val="15"/>
               </w:rPr>
-              <w:t>/api/audit-logs</w:t>
+              <w:t>/api/reference/bank-accounts/import</w:t>
             </w:r>
           </w:p>
         </w:tc>
@@ -8456,7 +9274,7 @@
               <w:rPr>
                 <w:sz w:val="15"/>
               </w:rPr>
-              <w:t>Audit trail with filters and pagination</w:t>
+              <w:t>Global multi-bank import (fld_* format supported)</w:t>
             </w:r>
           </w:p>
         </w:tc>
@@ -8471,7 +9289,7 @@
               <w:rPr>
                 <w:sz w:val="15"/>
               </w:rPr>
-              <w:t>GET</w:t>
+              <w:t>POST</w:t>
             </w:r>
           </w:p>
         </w:tc>
@@ -8484,7 +9302,7 @@
               <w:rPr>
                 <w:sz w:val="15"/>
               </w:rPr>
-              <w:t>/api/reports/deal-blotter</w:t>
+              <w:t>/api/reference/companies/import</w:t>
             </w:r>
           </w:p>
         </w:tc>
@@ -8497,7 +9315,7 @@
               <w:rPr>
                 <w:sz w:val="15"/>
               </w:rPr>
-              <w:t>All</w:t>
+              <w:t>Admin</w:t>
             </w:r>
           </w:p>
         </w:tc>
@@ -8510,7 +9328,7 @@
               <w:rPr>
                 <w:sz w:val="15"/>
               </w:rPr>
-              <w:t>Deal Blotter (format=json|csv|pdf)</w:t>
+              <w:t>Import FX Clients CSV/Excel</w:t>
             </w:r>
           </w:p>
         </w:tc>
@@ -8540,7 +9358,7 @@
               <w:rPr>
                 <w:sz w:val="15"/>
               </w:rPr>
-              <w:t>/api/reports/settlement</w:t>
+              <w:t>/api/dashboard/stats</w:t>
             </w:r>
           </w:p>
         </w:tc>
@@ -8568,7 +9386,7 @@
               <w:rPr>
                 <w:sz w:val="15"/>
               </w:rPr>
-              <w:t>Settlement Report (format=json|csv|pdf)</w:t>
+              <w:t>Dashboard statistics and aggregation</w:t>
             </w:r>
           </w:p>
         </w:tc>
@@ -8596,7 +9414,7 @@
               <w:rPr>
                 <w:sz w:val="15"/>
               </w:rPr>
-              <w:t>/api/reports/open-positions</w:t>
+              <w:t>/api/audit-logs</w:t>
             </w:r>
           </w:p>
         </w:tc>
@@ -8609,7 +9427,7 @@
               <w:rPr>
                 <w:sz w:val="15"/>
               </w:rPr>
-              <w:t>All</w:t>
+              <w:t>Admin</w:t>
             </w:r>
           </w:p>
         </w:tc>
@@ -8622,7 +9440,7 @@
               <w:rPr>
                 <w:sz w:val="15"/>
               </w:rPr>
-              <w:t>Open Positions (format=json|csv|pdf)</w:t>
+              <w:t>Audit trail with filters and pagination</w:t>
             </w:r>
           </w:p>
         </w:tc>
@@ -8652,7 +9470,7 @@
               <w:rPr>
                 <w:sz w:val="15"/>
               </w:rPr>
-              <w:t>/api/reports/audit-trail</w:t>
+              <w:t>/api/reports/deal-blotter</w:t>
             </w:r>
           </w:p>
         </w:tc>
@@ -8666,7 +9484,7 @@
               <w:rPr>
                 <w:sz w:val="15"/>
               </w:rPr>
-              <w:t>Admin</w:t>
+              <w:t>All</w:t>
             </w:r>
           </w:p>
         </w:tc>
@@ -8680,7 +9498,7 @@
               <w:rPr>
                 <w:sz w:val="15"/>
               </w:rPr>
-              <w:t>Audit Trail Report (format=json|csv|pdf)</w:t>
+              <w:t>Deal Blotter (format=json|csv|pdf, paginated)</w:t>
             </w:r>
           </w:p>
         </w:tc>
@@ -8708,7 +9526,7 @@
               <w:rPr>
                 <w:sz w:val="15"/>
               </w:rPr>
-              <w:t>/api/reports/user-activity</w:t>
+              <w:t>/api/reports/settlement</w:t>
             </w:r>
           </w:p>
         </w:tc>
@@ -8721,7 +9539,7 @@
               <w:rPr>
                 <w:sz w:val="15"/>
               </w:rPr>
-              <w:t>Admin</w:t>
+              <w:t>All</w:t>
             </w:r>
           </w:p>
         </w:tc>
@@ -8734,7 +9552,7 @@
               <w:rPr>
                 <w:sz w:val="15"/>
               </w:rPr>
-              <w:t>User Activity Report (format=json|csv|pdf)</w:t>
+              <w:t>Settlement Report (format=json|csv|pdf, paginated)</w:t>
             </w:r>
           </w:p>
         </w:tc>
@@ -8764,7 +9582,7 @@
               <w:rPr>
                 <w:sz w:val="15"/>
               </w:rPr>
-              <w:t>/api/reports/volume-summary</w:t>
+              <w:t>/api/reports/open-positions</w:t>
             </w:r>
           </w:p>
         </w:tc>
@@ -8792,7 +9610,7 @@
               <w:rPr>
                 <w:sz w:val="15"/>
               </w:rPr>
-              <w:t>Volume Summary (format=json|csv|pdf, group_by)</w:t>
+              <w:t>Open Positions (format=json|csv|pdf)</w:t>
             </w:r>
           </w:p>
         </w:tc>
@@ -8820,7 +9638,7 @@
               <w:rPr>
                 <w:sz w:val="15"/>
               </w:rPr>
-              <w:t>/api/reports/client-activity</w:t>
+              <w:t>/api/reports/audit-trail</w:t>
             </w:r>
           </w:p>
         </w:tc>
@@ -8833,7 +9651,7 @@
               <w:rPr>
                 <w:sz w:val="15"/>
               </w:rPr>
-              <w:t>All</w:t>
+              <w:t>Admin</w:t>
             </w:r>
           </w:p>
         </w:tc>
@@ -8846,7 +9664,7 @@
               <w:rPr>
                 <w:sz w:val="15"/>
               </w:rPr>
-              <w:t>Client Activity Report (format=json|csv|pdf)</w:t>
+              <w:t>Audit Trail Report (format=json|csv|pdf, paginated)</w:t>
             </w:r>
           </w:p>
         </w:tc>
@@ -8876,7 +9694,7 @@
               <w:rPr>
                 <w:sz w:val="15"/>
               </w:rPr>
-              <w:t>/api/storage/status</w:t>
+              <w:t>/api/reports/user-activity</w:t>
             </w:r>
           </w:p>
         </w:tc>
@@ -8904,7 +9722,7 @@
               <w:rPr>
                 <w:sz w:val="15"/>
               </w:rPr>
-              <w:t>Storage backend status and config</w:t>
+              <w:t>User Activity Report (format=json|csv|pdf)</w:t>
             </w:r>
           </w:p>
         </w:tc>
@@ -8932,6 +9750,286 @@
               <w:rPr>
                 <w:sz w:val="15"/>
               </w:rPr>
+              <w:t>/api/reports/volume-summary</w:t>
+            </w:r>
+          </w:p>
+        </w:tc>
+        <w:tc>
+          <w:tcPr>
+            <w:tcW w:type="dxa" w:w="2493"/>
+          </w:tcPr>
+          <w:p>
+            <w:r>
+              <w:rPr>
+                <w:sz w:val="15"/>
+              </w:rPr>
+              <w:t>All</w:t>
+            </w:r>
+          </w:p>
+        </w:tc>
+        <w:tc>
+          <w:tcPr>
+            <w:tcW w:type="dxa" w:w="2493"/>
+          </w:tcPr>
+          <w:p>
+            <w:r>
+              <w:rPr>
+                <w:sz w:val="15"/>
+              </w:rPr>
+              <w:t>Volume Summary (format=json|csv|pdf, group_by)</w:t>
+            </w:r>
+          </w:p>
+        </w:tc>
+      </w:tr>
+      <w:tr>
+        <w:tc>
+          <w:tcPr>
+            <w:tcW w:type="dxa" w:w="2493"/>
+            <w:shd w:val="clear" w:color="auto" w:fill="f1f2f2"/>
+          </w:tcPr>
+          <w:p>
+            <w:r>
+              <w:rPr>
+                <w:sz w:val="15"/>
+              </w:rPr>
+              <w:t>GET</w:t>
+            </w:r>
+          </w:p>
+        </w:tc>
+        <w:tc>
+          <w:tcPr>
+            <w:tcW w:type="dxa" w:w="2493"/>
+            <w:shd w:val="clear" w:color="auto" w:fill="f1f2f2"/>
+          </w:tcPr>
+          <w:p>
+            <w:r>
+              <w:rPr>
+                <w:sz w:val="15"/>
+              </w:rPr>
+              <w:t>/api/reports/client-activity</w:t>
+            </w:r>
+          </w:p>
+        </w:tc>
+        <w:tc>
+          <w:tcPr>
+            <w:tcW w:type="dxa" w:w="2493"/>
+            <w:shd w:val="clear" w:color="auto" w:fill="f1f2f2"/>
+          </w:tcPr>
+          <w:p>
+            <w:r>
+              <w:rPr>
+                <w:sz w:val="15"/>
+              </w:rPr>
+              <w:t>All</w:t>
+            </w:r>
+          </w:p>
+        </w:tc>
+        <w:tc>
+          <w:tcPr>
+            <w:tcW w:type="dxa" w:w="2493"/>
+            <w:shd w:val="clear" w:color="auto" w:fill="f1f2f2"/>
+          </w:tcPr>
+          <w:p>
+            <w:r>
+              <w:rPr>
+                <w:sz w:val="15"/>
+              </w:rPr>
+              <w:t>Client Activity Report (format=json|csv|pdf)</w:t>
+            </w:r>
+          </w:p>
+        </w:tc>
+      </w:tr>
+      <w:tr>
+        <w:tc>
+          <w:tcPr>
+            <w:tcW w:type="dxa" w:w="2493"/>
+          </w:tcPr>
+          <w:p>
+            <w:r>
+              <w:rPr>
+                <w:sz w:val="15"/>
+              </w:rPr>
+              <w:t>GET</w:t>
+            </w:r>
+          </w:p>
+        </w:tc>
+        <w:tc>
+          <w:tcPr>
+            <w:tcW w:type="dxa" w:w="2493"/>
+          </w:tcPr>
+          <w:p>
+            <w:r>
+              <w:rPr>
+                <w:sz w:val="15"/>
+              </w:rPr>
+              <w:t>/api/reports/tms</w:t>
+            </w:r>
+          </w:p>
+        </w:tc>
+        <w:tc>
+          <w:tcPr>
+            <w:tcW w:type="dxa" w:w="2493"/>
+          </w:tcPr>
+          <w:p>
+            <w:r>
+              <w:rPr>
+                <w:sz w:val="15"/>
+              </w:rPr>
+              <w:t>All</w:t>
+            </w:r>
+          </w:p>
+        </w:tc>
+        <w:tc>
+          <w:tcPr>
+            <w:tcW w:type="dxa" w:w="2493"/>
+          </w:tcPr>
+          <w:p>
+            <w:r>
+              <w:rPr>
+                <w:sz w:val="15"/>
+              </w:rPr>
+              <w:t>TMS/SAP Report — 21-column mass upload format</w:t>
+            </w:r>
+          </w:p>
+        </w:tc>
+      </w:tr>
+      <w:tr>
+        <w:tc>
+          <w:tcPr>
+            <w:tcW w:type="dxa" w:w="2493"/>
+            <w:shd w:val="clear" w:color="auto" w:fill="f1f2f2"/>
+          </w:tcPr>
+          <w:p>
+            <w:r>
+              <w:rPr>
+                <w:sz w:val="15"/>
+              </w:rPr>
+              <w:t>GET/PUT</w:t>
+            </w:r>
+          </w:p>
+        </w:tc>
+        <w:tc>
+          <w:tcPr>
+            <w:tcW w:type="dxa" w:w="2493"/>
+            <w:shd w:val="clear" w:color="auto" w:fill="f1f2f2"/>
+          </w:tcPr>
+          <w:p>
+            <w:r>
+              <w:rPr>
+                <w:sz w:val="15"/>
+              </w:rPr>
+              <w:t>/api/reports/permissions</w:t>
+            </w:r>
+          </w:p>
+        </w:tc>
+        <w:tc>
+          <w:tcPr>
+            <w:tcW w:type="dxa" w:w="2493"/>
+            <w:shd w:val="clear" w:color="auto" w:fill="f1f2f2"/>
+          </w:tcPr>
+          <w:p>
+            <w:r>
+              <w:rPr>
+                <w:sz w:val="15"/>
+              </w:rPr>
+              <w:t>Admin</w:t>
+            </w:r>
+          </w:p>
+        </w:tc>
+        <w:tc>
+          <w:tcPr>
+            <w:tcW w:type="dxa" w:w="2493"/>
+            <w:shd w:val="clear" w:color="auto" w:fill="f1f2f2"/>
+          </w:tcPr>
+          <w:p>
+            <w:r>
+              <w:rPr>
+                <w:sz w:val="15"/>
+              </w:rPr>
+              <w:t>Manage role-based report permissions</w:t>
+            </w:r>
+          </w:p>
+        </w:tc>
+      </w:tr>
+      <w:tr>
+        <w:tc>
+          <w:tcPr>
+            <w:tcW w:type="dxa" w:w="2493"/>
+          </w:tcPr>
+          <w:p>
+            <w:r>
+              <w:rPr>
+                <w:sz w:val="15"/>
+              </w:rPr>
+              <w:t>GET</w:t>
+            </w:r>
+          </w:p>
+        </w:tc>
+        <w:tc>
+          <w:tcPr>
+            <w:tcW w:type="dxa" w:w="2493"/>
+          </w:tcPr>
+          <w:p>
+            <w:r>
+              <w:rPr>
+                <w:sz w:val="15"/>
+              </w:rPr>
+              <w:t>/api/storage/status</w:t>
+            </w:r>
+          </w:p>
+        </w:tc>
+        <w:tc>
+          <w:tcPr>
+            <w:tcW w:type="dxa" w:w="2493"/>
+          </w:tcPr>
+          <w:p>
+            <w:r>
+              <w:rPr>
+                <w:sz w:val="15"/>
+              </w:rPr>
+              <w:t>Admin</w:t>
+            </w:r>
+          </w:p>
+        </w:tc>
+        <w:tc>
+          <w:tcPr>
+            <w:tcW w:type="dxa" w:w="2493"/>
+          </w:tcPr>
+          <w:p>
+            <w:r>
+              <w:rPr>
+                <w:sz w:val="15"/>
+              </w:rPr>
+              <w:t>Storage backend status and config</w:t>
+            </w:r>
+          </w:p>
+        </w:tc>
+      </w:tr>
+      <w:tr>
+        <w:tc>
+          <w:tcPr>
+            <w:tcW w:type="dxa" w:w="2493"/>
+            <w:shd w:val="clear" w:color="auto" w:fill="f1f2f2"/>
+          </w:tcPr>
+          <w:p>
+            <w:r>
+              <w:rPr>
+                <w:sz w:val="15"/>
+              </w:rPr>
+              <w:t>GET</w:t>
+            </w:r>
+          </w:p>
+        </w:tc>
+        <w:tc>
+          <w:tcPr>
+            <w:tcW w:type="dxa" w:w="2493"/>
+            <w:shd w:val="clear" w:color="auto" w:fill="f1f2f2"/>
+          </w:tcPr>
+          <w:p>
+            <w:r>
+              <w:rPr>
+                <w:sz w:val="15"/>
+              </w:rPr>
               <w:t>/api/database/status</w:t>
             </w:r>
           </w:p>
@@ -8939,6 +10037,7 @@
         <w:tc>
           <w:tcPr>
             <w:tcW w:type="dxa" w:w="2493"/>
+            <w:shd w:val="clear" w:color="auto" w:fill="f1f2f2"/>
           </w:tcPr>
           <w:p>
             <w:r>
@@ -8952,6 +10051,7 @@
         <w:tc>
           <w:tcPr>
             <w:tcW w:type="dxa" w:w="2493"/>
+            <w:shd w:val="clear" w:color="auto" w:fill="f1f2f2"/>
           </w:tcPr>
           <w:p>
             <w:r>
@@ -8959,6 +10059,342 @@
                 <w:sz w:val="15"/>
               </w:rPr>
               <w:t>Database backend status and config</w:t>
+            </w:r>
+          </w:p>
+        </w:tc>
+      </w:tr>
+      <w:tr>
+        <w:tc>
+          <w:tcPr>
+            <w:tcW w:type="dxa" w:w="2493"/>
+          </w:tcPr>
+          <w:p>
+            <w:r>
+              <w:rPr>
+                <w:sz w:val="15"/>
+              </w:rPr>
+              <w:t>GET</w:t>
+            </w:r>
+          </w:p>
+        </w:tc>
+        <w:tc>
+          <w:tcPr>
+            <w:tcW w:type="dxa" w:w="2493"/>
+          </w:tcPr>
+          <w:p>
+            <w:r>
+              <w:rPr>
+                <w:sz w:val="15"/>
+              </w:rPr>
+              <w:t>/api/system/stats</w:t>
+            </w:r>
+          </w:p>
+        </w:tc>
+        <w:tc>
+          <w:tcPr>
+            <w:tcW w:type="dxa" w:w="2493"/>
+          </w:tcPr>
+          <w:p>
+            <w:r>
+              <w:rPr>
+                <w:sz w:val="15"/>
+              </w:rPr>
+              <w:t>Sysadmin</w:t>
+            </w:r>
+          </w:p>
+        </w:tc>
+        <w:tc>
+          <w:tcPr>
+            <w:tcW w:type="dxa" w:w="2493"/>
+          </w:tcPr>
+          <w:p>
+            <w:r>
+              <w:rPr>
+                <w:sz w:val="15"/>
+              </w:rPr>
+              <w:t>Database collection counts</w:t>
+            </w:r>
+          </w:p>
+        </w:tc>
+      </w:tr>
+      <w:tr>
+        <w:tc>
+          <w:tcPr>
+            <w:tcW w:type="dxa" w:w="2493"/>
+            <w:shd w:val="clear" w:color="auto" w:fill="f1f2f2"/>
+          </w:tcPr>
+          <w:p>
+            <w:r>
+              <w:rPr>
+                <w:sz w:val="15"/>
+              </w:rPr>
+              <w:t>GET</w:t>
+            </w:r>
+          </w:p>
+        </w:tc>
+        <w:tc>
+          <w:tcPr>
+            <w:tcW w:type="dxa" w:w="2493"/>
+            <w:shd w:val="clear" w:color="auto" w:fill="f1f2f2"/>
+          </w:tcPr>
+          <w:p>
+            <w:r>
+              <w:rPr>
+                <w:sz w:val="15"/>
+              </w:rPr>
+              <w:t>/api/system/export/{collection}</w:t>
+            </w:r>
+          </w:p>
+        </w:tc>
+        <w:tc>
+          <w:tcPr>
+            <w:tcW w:type="dxa" w:w="2493"/>
+            <w:shd w:val="clear" w:color="auto" w:fill="f1f2f2"/>
+          </w:tcPr>
+          <w:p>
+            <w:r>
+              <w:rPr>
+                <w:sz w:val="15"/>
+              </w:rPr>
+              <w:t>Sysadmin</w:t>
+            </w:r>
+          </w:p>
+        </w:tc>
+        <w:tc>
+          <w:tcPr>
+            <w:tcW w:type="dxa" w:w="2493"/>
+            <w:shd w:val="clear" w:color="auto" w:fill="f1f2f2"/>
+          </w:tcPr>
+          <w:p>
+            <w:r>
+              <w:rPr>
+                <w:sz w:val="15"/>
+              </w:rPr>
+              <w:t>Export collection as CSV or JSON</w:t>
+            </w:r>
+          </w:p>
+        </w:tc>
+      </w:tr>
+      <w:tr>
+        <w:tc>
+          <w:tcPr>
+            <w:tcW w:type="dxa" w:w="2493"/>
+          </w:tcPr>
+          <w:p>
+            <w:r>
+              <w:rPr>
+                <w:sz w:val="15"/>
+              </w:rPr>
+              <w:t>POST</w:t>
+            </w:r>
+          </w:p>
+        </w:tc>
+        <w:tc>
+          <w:tcPr>
+            <w:tcW w:type="dxa" w:w="2493"/>
+          </w:tcPr>
+          <w:p>
+            <w:r>
+              <w:rPr>
+                <w:sz w:val="15"/>
+              </w:rPr>
+              <w:t>/api/system/reset</w:t>
+            </w:r>
+          </w:p>
+        </w:tc>
+        <w:tc>
+          <w:tcPr>
+            <w:tcW w:type="dxa" w:w="2493"/>
+          </w:tcPr>
+          <w:p>
+            <w:r>
+              <w:rPr>
+                <w:sz w:val="15"/>
+              </w:rPr>
+              <w:t>Sysadmin</w:t>
+            </w:r>
+          </w:p>
+        </w:tc>
+        <w:tc>
+          <w:tcPr>
+            <w:tcW w:type="dxa" w:w="2493"/>
+          </w:tcPr>
+          <w:p>
+            <w:r>
+              <w:rPr>
+                <w:sz w:val="15"/>
+              </w:rPr>
+              <w:t>Controlled database reset (retains users/ref data)</w:t>
+            </w:r>
+          </w:p>
+        </w:tc>
+      </w:tr>
+      <w:tr>
+        <w:tc>
+          <w:tcPr>
+            <w:tcW w:type="dxa" w:w="2493"/>
+            <w:shd w:val="clear" w:color="auto" w:fill="f1f2f2"/>
+          </w:tcPr>
+          <w:p>
+            <w:r>
+              <w:rPr>
+                <w:sz w:val="15"/>
+              </w:rPr>
+              <w:t>GET</w:t>
+            </w:r>
+          </w:p>
+        </w:tc>
+        <w:tc>
+          <w:tcPr>
+            <w:tcW w:type="dxa" w:w="2493"/>
+            <w:shd w:val="clear" w:color="auto" w:fill="f1f2f2"/>
+          </w:tcPr>
+          <w:p>
+            <w:r>
+              <w:rPr>
+                <w:sz w:val="15"/>
+              </w:rPr>
+              <w:t>/api/documentation/list</w:t>
+            </w:r>
+          </w:p>
+        </w:tc>
+        <w:tc>
+          <w:tcPr>
+            <w:tcW w:type="dxa" w:w="2493"/>
+            <w:shd w:val="clear" w:color="auto" w:fill="f1f2f2"/>
+          </w:tcPr>
+          <w:p>
+            <w:r>
+              <w:rPr>
+                <w:sz w:val="15"/>
+              </w:rPr>
+              <w:t>All</w:t>
+            </w:r>
+          </w:p>
+        </w:tc>
+        <w:tc>
+          <w:tcPr>
+            <w:tcW w:type="dxa" w:w="2493"/>
+            <w:shd w:val="clear" w:color="auto" w:fill="f1f2f2"/>
+          </w:tcPr>
+          <w:p>
+            <w:r>
+              <w:rPr>
+                <w:sz w:val="15"/>
+              </w:rPr>
+              <w:t>List available documentation files</w:t>
+            </w:r>
+          </w:p>
+        </w:tc>
+      </w:tr>
+      <w:tr>
+        <w:tc>
+          <w:tcPr>
+            <w:tcW w:type="dxa" w:w="2493"/>
+          </w:tcPr>
+          <w:p>
+            <w:r>
+              <w:rPr>
+                <w:sz w:val="15"/>
+              </w:rPr>
+              <w:t>GET</w:t>
+            </w:r>
+          </w:p>
+        </w:tc>
+        <w:tc>
+          <w:tcPr>
+            <w:tcW w:type="dxa" w:w="2493"/>
+          </w:tcPr>
+          <w:p>
+            <w:r>
+              <w:rPr>
+                <w:sz w:val="15"/>
+              </w:rPr>
+              <w:t>/api/documentation/download/{filename}</w:t>
+            </w:r>
+          </w:p>
+        </w:tc>
+        <w:tc>
+          <w:tcPr>
+            <w:tcW w:type="dxa" w:w="2493"/>
+          </w:tcPr>
+          <w:p>
+            <w:r>
+              <w:rPr>
+                <w:sz w:val="15"/>
+              </w:rPr>
+              <w:t>All</w:t>
+            </w:r>
+          </w:p>
+        </w:tc>
+        <w:tc>
+          <w:tcPr>
+            <w:tcW w:type="dxa" w:w="2493"/>
+          </w:tcPr>
+          <w:p>
+            <w:r>
+              <w:rPr>
+                <w:sz w:val="15"/>
+              </w:rPr>
+              <w:t>Download single doc file</w:t>
+            </w:r>
+          </w:p>
+        </w:tc>
+      </w:tr>
+      <w:tr>
+        <w:tc>
+          <w:tcPr>
+            <w:tcW w:type="dxa" w:w="2493"/>
+            <w:shd w:val="clear" w:color="auto" w:fill="f1f2f2"/>
+          </w:tcPr>
+          <w:p>
+            <w:r>
+              <w:rPr>
+                <w:sz w:val="15"/>
+              </w:rPr>
+              <w:t>GET</w:t>
+            </w:r>
+          </w:p>
+        </w:tc>
+        <w:tc>
+          <w:tcPr>
+            <w:tcW w:type="dxa" w:w="2493"/>
+            <w:shd w:val="clear" w:color="auto" w:fill="f1f2f2"/>
+          </w:tcPr>
+          <w:p>
+            <w:r>
+              <w:rPr>
+                <w:sz w:val="15"/>
+              </w:rPr>
+              <w:t>/api/documentation/download-all</w:t>
+            </w:r>
+          </w:p>
+        </w:tc>
+        <w:tc>
+          <w:tcPr>
+            <w:tcW w:type="dxa" w:w="2493"/>
+            <w:shd w:val="clear" w:color="auto" w:fill="f1f2f2"/>
+          </w:tcPr>
+          <w:p>
+            <w:r>
+              <w:rPr>
+                <w:sz w:val="15"/>
+              </w:rPr>
+              <w:t>All</w:t>
+            </w:r>
+          </w:p>
+        </w:tc>
+        <w:tc>
+          <w:tcPr>
+            <w:tcW w:type="dxa" w:w="2493"/>
+            <w:shd w:val="clear" w:color="auto" w:fill="f1f2f2"/>
+          </w:tcPr>
+          <w:p>
+            <w:r>
+              <w:rPr>
+                <w:sz w:val="15"/>
+              </w:rPr>
+              <w:t>Download all docs as ZIP archive</w:t>
             </w:r>
           </w:p>
         </w:tc>
@@ -9155,7 +10591,7 @@
               <w:rPr>
                 <w:sz w:val="15"/>
               </w:rPr>
-              <w:t>Deals grouped by value date with bank details and proof status</w:t>
+              <w:t>Deals grouped by value date with bank details and proof status; FX-Intercompany dual lines (.1/.2)</w:t>
             </w:r>
           </w:p>
         </w:tc>
@@ -9169,7 +10605,7 @@
               <w:rPr>
                 <w:sz w:val="15"/>
               </w:rPr>
-              <w:t>Date range</w:t>
+              <w:t>Date range, from/to bank</w:t>
             </w:r>
           </w:p>
         </w:tc>
@@ -9281,7 +10717,7 @@
               <w:rPr>
                 <w:sz w:val="15"/>
               </w:rPr>
-              <w:t>Date range</w:t>
+              <w:t>Date range, user</w:t>
             </w:r>
           </w:p>
         </w:tc>
@@ -9448,6 +10884,63 @@
               <w:rPr>
                 <w:sz w:val="15"/>
               </w:rPr>
+              <w:t>Date range, client</w:t>
+            </w:r>
+          </w:p>
+        </w:tc>
+        <w:tc>
+          <w:tcPr>
+            <w:tcW w:type="dxa" w:w="2493"/>
+          </w:tcPr>
+          <w:p>
+            <w:r>
+              <w:rPr>
+                <w:sz w:val="15"/>
+              </w:rPr>
+              <w:t>All roles</w:t>
+            </w:r>
+          </w:p>
+        </w:tc>
+      </w:tr>
+      <w:tr>
+        <w:tc>
+          <w:tcPr>
+            <w:tcW w:type="dxa" w:w="2493"/>
+            <w:shd w:val="clear" w:color="auto" w:fill="f1f2f2"/>
+          </w:tcPr>
+          <w:p>
+            <w:r>
+              <w:rPr>
+                <w:sz w:val="15"/>
+              </w:rPr>
+              <w:t>TMS Report (SAP)</w:t>
+            </w:r>
+          </w:p>
+        </w:tc>
+        <w:tc>
+          <w:tcPr>
+            <w:tcW w:type="dxa" w:w="2493"/>
+            <w:shd w:val="clear" w:color="auto" w:fill="f1f2f2"/>
+          </w:tcPr>
+          <w:p>
+            <w:r>
+              <w:rPr>
+                <w:sz w:val="15"/>
+              </w:rPr>
+              <w:t>21-column SAP mass upload format; FX-Intercompany generates .1 (Sell) + .2 (Buy) rows</w:t>
+            </w:r>
+          </w:p>
+        </w:tc>
+        <w:tc>
+          <w:tcPr>
+            <w:tcW w:type="dxa" w:w="2493"/>
+            <w:shd w:val="clear" w:color="auto" w:fill="f1f2f2"/>
+          </w:tcPr>
+          <w:p>
+            <w:r>
+              <w:rPr>
+                <w:sz w:val="15"/>
+              </w:rPr>
               <w:t>Date range</w:t>
             </w:r>
           </w:p>
@@ -9455,6 +10948,7 @@
         <w:tc>
           <w:tcPr>
             <w:tcW w:type="dxa" w:w="2493"/>
+            <w:shd w:val="clear" w:color="auto" w:fill="f1f2f2"/>
           </w:tcPr>
           <w:p>
             <w:r>
@@ -10009,27 +11503,17 @@
         <w:rPr>
           <w:color w:val="08263E"/>
         </w:rPr>
-        <w:t>FX Bank Deal Transfer Type</w:t>
+        <w:t>Transaction Types</w:t>
       </w:r>
     </w:p>
     <w:p>
       <w:r>
-        <w:t xml:space="preserve">  When transfer_type = 'FX Bank Deal', the Destination (To) section is hidden in the UI</w:t>
+        <w:t xml:space="preserve">  Two transaction types: Buy and Sell</w:t>
       </w:r>
     </w:p>
     <w:p>
       <w:r>
-        <w:t xml:space="preserve">  Server coerces to_type/to_company/to_bank/to_account_num to empty on deal creation</w:t>
-      </w:r>
-    </w:p>
-    <w:p>
-      <w:r>
-        <w:t xml:space="preserve">  Client Settlement Proof upload is blocked (UI hidden + server returns 400)</w:t>
-      </w:r>
-    </w:p>
-    <w:p>
-      <w:r>
-        <w:t xml:space="preserve">  Only Processor Settlement Proofs are applicable for FX Bank Deal</w:t>
+        <w:t xml:space="preserve">  Transaction type is selected via dropdown in the deal form</w:t>
       </w:r>
     </w:p>
     <w:p>
@@ -10040,32 +11524,110 @@
         <w:rPr>
           <w:color w:val="08263E"/>
         </w:rPr>
-        <w:t>Currency Conversion — SALE Perspective</w:t>
+        <w:t>Transfer Types and Conditional Form Logic</w:t>
       </w:r>
     </w:p>
     <w:p>
       <w:r>
-        <w:t xml:space="preserve">  When Buy Currency = PHP and Sell Currency is any non-PHP currency, auto-divide mode activates</w:t>
+        <w:t xml:space="preserve">  6 transfer types: FX Crypto Conversion, FX Local, PDAX Withdrawal, FX Bank Deal, FX-Intercompany, FX - Corporate Settlement</w:t>
       </w:r>
     </w:p>
     <w:p>
       <w:r>
-        <w:t xml:space="preserve">  Formula: Converted Amount = Currency Amount / Exchange Rate (instead of multiplication)</w:t>
+        <w:t xml:space="preserve">  FX Bank Deal: Destination (To) section is hidden; server clears to_* fields; client proof upload blocked</w:t>
       </w:r>
     </w:p>
     <w:p>
       <w:r>
-        <w:t xml:space="preserve">  Blue info box displayed: 'Auto-divide mode: Buy PHP / Rate = Converted Amount (SALE perspective)'</w:t>
+        <w:t xml:space="preserve">  FX Local and FX - Corporate Settlement: Source/Destination show Counterparty dropdown instead of Company</w:t>
       </w:r>
     </w:p>
     <w:p>
       <w:r>
-        <w:t xml:space="preserve">  Rate summary shows division symbol (÷) instead of multiplication (×)</w:t>
+        <w:t xml:space="preserve">  FX-Intercompany: Both Source and Destination show Counterparty; dual Ours sections (Selling Counterparty Ours + Buying Counterparty Ours)</w:t>
+      </w:r>
+    </w:p>
+    <w:p>
+      <w:pPr>
+        <w:pStyle w:val="Heading2"/>
+      </w:pPr>
+      <w:r>
+        <w:rPr>
+          <w:color w:val="08263E"/>
+        </w:rPr>
+        <w:t>Counterparty Management</w:t>
       </w:r>
     </w:p>
     <w:p>
       <w:r>
-        <w:t xml:space="preserve">  All other currency combinations use standard multiplication</w:t>
+        <w:t xml:space="preserve">  Counterparties are PJL Group entities (e.g., CLSC, PJ, Verite) managed in Admin Reference Data</w:t>
+      </w:r>
+    </w:p>
+    <w:p>
+      <w:r>
+        <w:t xml:space="preserve">  Counterparty field appears for FX Local, FX - Corporate Settlement, and FX-Intercompany transfer types</w:t>
+      </w:r>
+    </w:p>
+    <w:p>
+      <w:r>
+        <w:t xml:space="preserve">  Counterparty represents the PJL Group entity for the deal, not a separate independent party</w:t>
+      </w:r>
+    </w:p>
+    <w:p>
+      <w:pPr>
+        <w:pStyle w:val="Heading2"/>
+      </w:pPr>
+      <w:r>
+        <w:rPr>
+          <w:color w:val="08263E"/>
+        </w:rPr>
+        <w:t>Crypto Network Selection</w:t>
+      </w:r>
+    </w:p>
+    <w:p>
+      <w:r>
+        <w:t xml:space="preserve">  When any account section (Source, Destination, Ours) is set to Crypto mode, a Network dropdown is required</w:t>
+      </w:r>
+    </w:p>
+    <w:p>
+      <w:r>
+        <w:t xml:space="preserve">  Available networks: SOLANA, ETHEREUM, TRON</w:t>
+      </w:r>
+    </w:p>
+    <w:p>
+      <w:r>
+        <w:t xml:space="preserve">  Network is persisted as from_network, to_network, ours_network, buying_ours_network</w:t>
+      </w:r>
+    </w:p>
+    <w:p>
+      <w:pPr>
+        <w:pStyle w:val="Heading2"/>
+      </w:pPr>
+      <w:r>
+        <w:rPr>
+          <w:color w:val="08263E"/>
+        </w:rPr>
+        <w:t>Currency and Amount Handling</w:t>
+      </w:r>
+    </w:p>
+    <w:p>
+      <w:r>
+        <w:t xml:space="preserve">  Single currency dropdown (Buy Currency) with searchable autocomplete</w:t>
+      </w:r>
+    </w:p>
+    <w:p>
+      <w:r>
+        <w:t xml:space="preserve">  Converted Amount = Currency Amount x Exchange Rate</w:t>
+      </w:r>
+    </w:p>
+    <w:p>
+      <w:r>
+        <w:t xml:space="preserve">  Amount fields display with locale-aware comma formatting</w:t>
+      </w:r>
+    </w:p>
+    <w:p>
+      <w:r>
+        <w:t xml:space="preserve">  Tables show currency_amount (original principal) with currency label instead of converted amount</w:t>
       </w:r>
     </w:p>
     <w:p>
@@ -10100,29 +11662,8 @@
       </w:r>
     </w:p>
     <w:p>
-      <w:pPr>
-        <w:pStyle w:val="Heading2"/>
-      </w:pPr>
       <w:r>
-        <w:rPr>
-          <w:color w:val="08263E"/>
-        </w:rPr>
-        <w:t>Number Formatting</w:t>
-      </w:r>
-    </w:p>
-    <w:p>
-      <w:r>
-        <w:t xml:space="preserve">  Currency Amount input shows comma-formatted helper text below the field</w:t>
-      </w:r>
-    </w:p>
-    <w:p>
-      <w:r>
-        <w:t xml:space="preserve">  Converted Amount field displays with locale-aware comma formatting</w:t>
-      </w:r>
-    </w:p>
-    <w:p>
-      <w:r>
-        <w:t xml:space="preserve">  Amount fields accept decimal input (stripped of non-numeric characters except '.')</w:t>
+        <w:t xml:space="preserve">  Client proofs are not applicable for FX Bank Deal transactions</w:t>
       </w:r>
     </w:p>
     <w:p>
@@ -10133,22 +11674,110 @@
         <w:rPr>
           <w:color w:val="08263E"/>
         </w:rPr>
-        <w:t>Deal History</w:t>
+        <w:t>Bank Account Management</w:t>
       </w:r>
     </w:p>
     <w:p>
       <w:r>
-        <w:t xml:space="preserve">  All deal mutations are recorded in the history array (created, confirmed, returned, cancelled, edited, resubmitted, proof uploaded/deleted)</w:t>
+        <w:t xml:space="preserve">  Account Name is required when creating bank accounts</w:t>
       </w:r>
     </w:p>
     <w:p>
       <w:r>
-        <w:t xml:space="preserve">  My Deals table shows 'Last Action' column with colored badges</w:t>
+        <w:t xml:space="preserve">  Bank account selectors show searchable autocomplete with account name + account number</w:t>
+      </w:r>
+    </w:p>
+    <w:p>
+      <w:r>
+        <w:t xml:space="preserve">  CSV/Excel import supported per-bank and globally (multi-bank with auto bank creation)</w:t>
+      </w:r>
+    </w:p>
+    <w:p>
+      <w:r>
+        <w:t xml:space="preserve">  Legacy fld_* format auto-detected: fld_AccountNo, fld_BranchAddress, fld_BankCode, fld_CurrencyCode, fld_AccountType</w:t>
+      </w:r>
+    </w:p>
+    <w:p>
+      <w:r>
+        <w:t xml:space="preserve">  Extended fields persisted: currency_code, account_type, bank_address, contact_no, account_alias</w:t>
+      </w:r>
+    </w:p>
+    <w:p>
+      <w:pPr>
+        <w:pStyle w:val="Heading2"/>
+      </w:pPr>
+      <w:r>
+        <w:rPr>
+          <w:color w:val="08263E"/>
+        </w:rPr>
+        <w:t>FX-Intercompany Dual-Line Handling</w:t>
+      </w:r>
+    </w:p>
+    <w:p>
+      <w:r>
+        <w:t xml:space="preserve">  FX-Intercompany deals generate dual settlement/TMS lines: .1 (Sell side) and .2 (Buy side)</w:t>
+      </w:r>
+    </w:p>
+    <w:p>
+      <w:r>
+        <w:t xml:space="preserve">  Each line has its own counterparty ours account details</w:t>
+      </w:r>
+    </w:p>
+    <w:p>
+      <w:r>
+        <w:t xml:space="preserve">  Both lines appear in Settlement Report and TMS Report</w:t>
+      </w:r>
+    </w:p>
+    <w:p>
+      <w:pPr>
+        <w:pStyle w:val="Heading2"/>
+      </w:pPr>
+      <w:r>
+        <w:rPr>
+          <w:color w:val="08263E"/>
+        </w:rPr>
+        <w:t>Deal History and Last Action</w:t>
+      </w:r>
+    </w:p>
+    <w:p>
+      <w:r>
+        <w:t xml:space="preserve">  All deal mutations recorded in history array (created, confirmed, returned, cancelled, edited, resubmitted, proof uploaded/deleted)</w:t>
+      </w:r>
+    </w:p>
+    <w:p>
+      <w:r>
+        <w:t xml:space="preserve">  My Deals and Treasury Queue tables show Last Action column with colored badges</w:t>
       </w:r>
     </w:p>
     <w:p>
       <w:r>
         <w:t xml:space="preserve">  List API truncates history to last 3 entries for performance; detail API returns full history</w:t>
+      </w:r>
+    </w:p>
+    <w:p>
+      <w:pPr>
+        <w:pStyle w:val="Heading2"/>
+      </w:pPr>
+      <w:r>
+        <w:rPr>
+          <w:color w:val="08263E"/>
+        </w:rPr>
+        <w:t>System Administration</w:t>
+      </w:r>
+    </w:p>
+    <w:p>
+      <w:r>
+        <w:t xml:space="preserve">  Sysadmin role: full admin access + database stats, collection exports, controlled reset</w:t>
+      </w:r>
+    </w:p>
+    <w:p>
+      <w:r>
+        <w:t xml:space="preserve">  Database reset clears deals, audit logs, counters, report permissions</w:t>
+      </w:r>
+    </w:p>
+    <w:p>
+      <w:r>
+        <w:t xml:space="preserve">  Database reset retains users, reference data, and bank accounts</w:t>
       </w:r>
     </w:p>
     <w:sectPr>
